--- a/resources/class10/views-and-indexes-lab.docx
+++ b/resources/class10/views-and-indexes-lab.docx
@@ -1,6 +1,6 @@
 
 <file path=word/document.xml><?xml version="1.0" encoding="utf-8"?>
-<w:document xmlns:wpc="http://schemas.microsoft.com/office/word/2010/wordprocessingCanvas" xmlns:cx="http://schemas.microsoft.com/office/drawing/2014/chartex" xmlns:cx1="http://schemas.microsoft.com/office/drawing/2015/9/8/chartex" xmlns:cx2="http://schemas.microsoft.com/office/drawing/2015/10/21/chartex" xmlns:cx3="http://schemas.microsoft.com/office/drawing/2016/5/9/chartex" xmlns:cx4="http://schemas.microsoft.com/office/drawing/2016/5/10/chartex" xmlns:cx5="http://schemas.microsoft.com/office/drawing/2016/5/11/chartex" xmlns:cx6="http://schemas.microsoft.com/office/drawing/2016/5/12/chartex" xmlns:cx7="http://schemas.microsoft.com/office/drawing/2016/5/13/chartex" xmlns:cx8="http://schemas.microsoft.com/office/drawing/2016/5/14/chartex" xmlns:mc="http://schemas.openxmlformats.org/markup-compatibility/2006" xmlns:aink="http://schemas.microsoft.com/office/drawing/2016/ink" xmlns:am3d="http://schemas.microsoft.com/office/drawing/2017/model3d" xmlns:o="urn:schemas-microsoft-com:office:office" xmlns:r="http://schemas.openxmlformats.org/officeDocument/2006/relationships" xmlns:m="http://schemas.openxmlformats.org/officeDocument/2006/math" xmlns:v="urn:schemas-microsoft-com:vml" xmlns:wp14="http://schemas.microsoft.com/office/word/2010/wordprocessingDrawing" xmlns:wp="http://schemas.openxmlformats.org/drawingml/2006/wordprocessingDrawing" xmlns:w10="urn:schemas-microsoft-com:office:word" xmlns:w="http://schemas.openxmlformats.org/wordprocessingml/2006/main" xmlns:w14="http://schemas.microsoft.com/office/word/2010/wordml" xmlns:w15="http://schemas.microsoft.com/office/word/2012/wordml" xmlns:w16cex="http://schemas.microsoft.com/office/word/2018/wordml/cex" xmlns:w16cid="http://schemas.microsoft.com/office/word/2016/wordml/cid" xmlns:w16="http://schemas.microsoft.com/office/word/2018/wordml" xmlns:w16sdtdh="http://schemas.microsoft.com/office/word/2020/wordml/sdtdatahash" xmlns:w16se="http://schemas.microsoft.com/office/word/2015/wordml/symex" xmlns:wpg="http://schemas.microsoft.com/office/word/2010/wordprocessingGroup" xmlns:wpi="http://schemas.microsoft.com/office/word/2010/wordprocessingInk" xmlns:wne="http://schemas.microsoft.com/office/word/2006/wordml" xmlns:wps="http://schemas.microsoft.com/office/word/2010/wordprocessingShape" mc:Ignorable="w14 w15 w16se w16cid w16 w16cex w16sdtdh wp14">
+<w:document xmlns:wpc="http://schemas.microsoft.com/office/word/2010/wordprocessingCanvas" xmlns:cx="http://schemas.microsoft.com/office/drawing/2014/chartex" xmlns:cx1="http://schemas.microsoft.com/office/drawing/2015/9/8/chartex" xmlns:cx2="http://schemas.microsoft.com/office/drawing/2015/10/21/chartex" xmlns:cx3="http://schemas.microsoft.com/office/drawing/2016/5/9/chartex" xmlns:cx4="http://schemas.microsoft.com/office/drawing/2016/5/10/chartex" xmlns:cx5="http://schemas.microsoft.com/office/drawing/2016/5/11/chartex" xmlns:cx6="http://schemas.microsoft.com/office/drawing/2016/5/12/chartex" xmlns:cx7="http://schemas.microsoft.com/office/drawing/2016/5/13/chartex" xmlns:cx8="http://schemas.microsoft.com/office/drawing/2016/5/14/chartex" xmlns:mc="http://schemas.openxmlformats.org/markup-compatibility/2006" xmlns:aink="http://schemas.microsoft.com/office/drawing/2016/ink" xmlns:am3d="http://schemas.microsoft.com/office/drawing/2017/model3d" xmlns:o="urn:schemas-microsoft-com:office:office" xmlns:oel="http://schemas.microsoft.com/office/2019/extlst" xmlns:r="http://schemas.openxmlformats.org/officeDocument/2006/relationships" xmlns:m="http://schemas.openxmlformats.org/officeDocument/2006/math" xmlns:v="urn:schemas-microsoft-com:vml" xmlns:wp14="http://schemas.microsoft.com/office/word/2010/wordprocessingDrawing" xmlns:wp="http://schemas.openxmlformats.org/drawingml/2006/wordprocessingDrawing" xmlns:w10="urn:schemas-microsoft-com:office:word" xmlns:w="http://schemas.openxmlformats.org/wordprocessingml/2006/main" xmlns:w14="http://schemas.microsoft.com/office/word/2010/wordml" xmlns:w15="http://schemas.microsoft.com/office/word/2012/wordml" xmlns:w16cex="http://schemas.microsoft.com/office/word/2018/wordml/cex" xmlns:w16cid="http://schemas.microsoft.com/office/word/2016/wordml/cid" xmlns:w16="http://schemas.microsoft.com/office/word/2018/wordml" xmlns:w16du="http://schemas.microsoft.com/office/word/2023/wordml/word16du" xmlns:w16sdtdh="http://schemas.microsoft.com/office/word/2020/wordml/sdtdatahash" xmlns:w16sdtfl="http://schemas.microsoft.com/office/word/2024/wordml/sdtformatlock" xmlns:w16se="http://schemas.microsoft.com/office/word/2015/wordml/symex" xmlns:wpg="http://schemas.microsoft.com/office/word/2010/wordprocessingGroup" xmlns:wpi="http://schemas.microsoft.com/office/word/2010/wordprocessingInk" xmlns:wne="http://schemas.microsoft.com/office/word/2006/wordml" xmlns:wps="http://schemas.microsoft.com/office/word/2010/wordprocessingShape" mc:Ignorable="w14 w15 w16se w16cid w16 w16cex w16sdtdh w16sdtfl w16du wp14">
   <w:body>
     <w:p>
       <w:pPr>
@@ -61,6 +61,7 @@
       <w:r>
         <w:t xml:space="preserve">Step 1. Import a fresh copy of the </w:t>
       </w:r>
+      <w:proofErr w:type="spellStart"/>
       <w:r>
         <w:rPr>
           <w:rStyle w:val="code"/>
@@ -73,6 +74,7 @@
         </w:rPr>
         <w:t>wind</w:t>
       </w:r>
+      <w:proofErr w:type="spellEnd"/>
       <w:r>
         <w:t xml:space="preserve"> database provided on the course webpages. </w:t>
       </w:r>
@@ -89,12 +91,14 @@
       <w:r>
         <w:t xml:space="preserve">Step 2. Examine the </w:t>
       </w:r>
+      <w:proofErr w:type="gramStart"/>
       <w:r>
         <w:rPr>
           <w:rStyle w:val="code"/>
         </w:rPr>
         <w:t>customers</w:t>
       </w:r>
+      <w:proofErr w:type="gramEnd"/>
       <w:r>
         <w:t xml:space="preserve"> table. Which columns currently have indexes defined? </w:t>
       </w:r>
@@ -202,12 +206,14 @@
       <w:r>
         <w:t xml:space="preserve">Examine the </w:t>
       </w:r>
+      <w:proofErr w:type="spellStart"/>
       <w:r>
         <w:rPr>
           <w:rStyle w:val="code"/>
         </w:rPr>
         <w:t>order_details</w:t>
       </w:r>
+      <w:proofErr w:type="spellEnd"/>
       <w:r>
         <w:t xml:space="preserve"> table. </w:t>
       </w:r>
@@ -226,24 +232,28 @@
       <w:r>
         <w:t xml:space="preserve"> and </w:t>
       </w:r>
+      <w:proofErr w:type="spellStart"/>
       <w:r>
         <w:rPr>
           <w:rStyle w:val="code"/>
         </w:rPr>
         <w:t>order_id</w:t>
       </w:r>
+      <w:proofErr w:type="spellEnd"/>
       <w:r>
         <w:t xml:space="preserve"> </w:t>
       </w:r>
       <w:r>
         <w:t xml:space="preserve">and </w:t>
       </w:r>
+      <w:proofErr w:type="spellStart"/>
       <w:r>
         <w:rPr>
           <w:rStyle w:val="code"/>
         </w:rPr>
         <w:t>product_id</w:t>
       </w:r>
+      <w:proofErr w:type="spellEnd"/>
       <w:r>
         <w:t xml:space="preserve"> c</w:t>
       </w:r>
@@ -253,24 +263,28 @@
       <w:r>
         <w:t xml:space="preserve"> from the </w:t>
       </w:r>
+      <w:proofErr w:type="spellStart"/>
       <w:r>
         <w:rPr>
           <w:rStyle w:val="code"/>
         </w:rPr>
         <w:t>order_details</w:t>
       </w:r>
+      <w:proofErr w:type="spellEnd"/>
       <w:r>
         <w:t xml:space="preserve"> table</w:t>
       </w:r>
       <w:r>
         <w:t xml:space="preserve">, restricting to tuples whose </w:t>
       </w:r>
+      <w:proofErr w:type="spellStart"/>
       <w:r>
         <w:rPr>
           <w:rStyle w:val="code"/>
         </w:rPr>
         <w:t>order_id</w:t>
       </w:r>
+      <w:proofErr w:type="spellEnd"/>
       <w:r>
         <w:t xml:space="preserve"> is less than 40.</w:t>
       </w:r>
@@ -285,19 +299,6 @@
         <w:pStyle w:val="NoSpacing"/>
       </w:pPr>
       <w:r>
-        <w:t>SELECT `id`,`order_id`,`product_id` FROM `order_details` WHERE `order_id`&lt;40</w:t>
-      </w:r>
-    </w:p>
-    <w:p>
-      <w:pPr>
-        <w:pStyle w:val="NoSpacing"/>
-      </w:pPr>
-    </w:p>
-    <w:p>
-      <w:pPr>
-        <w:pStyle w:val="NoSpacing"/>
-      </w:pPr>
-      <w:r>
         <w:t xml:space="preserve">Step </w:t>
       </w:r>
       <w:r>
@@ -338,19 +339,6 @@
         <w:pStyle w:val="NoSpacing"/>
       </w:pPr>
       <w:r>
-        <w:t>CREATE VIEW order_details_under40 AS SELECT `id`,`order_id`,`product_id` FROM `order_details` WHERE `order_id`&lt;40</w:t>
-      </w:r>
-    </w:p>
-    <w:p>
-      <w:pPr>
-        <w:pStyle w:val="NoSpacing"/>
-      </w:pPr>
-    </w:p>
-    <w:p>
-      <w:pPr>
-        <w:pStyle w:val="NoSpacing"/>
-      </w:pPr>
-      <w:r>
         <w:t xml:space="preserve">Step </w:t>
       </w:r>
       <w:r>
@@ -375,7 +363,15 @@
         <w:t xml:space="preserve">under40 </w:t>
       </w:r>
       <w:r>
-        <w:t xml:space="preserve">view and experiment with its properties. In what ways is it similar to a table? How does it differ from a table? Which of the following actions can be performed on the view: </w:t>
+        <w:t xml:space="preserve">view and experiment with its properties. In what ways is it </w:t>
+      </w:r>
+      <w:proofErr w:type="gramStart"/>
+      <w:r>
+        <w:t>similar to</w:t>
+      </w:r>
+      <w:proofErr w:type="gramEnd"/>
+      <w:r>
+        <w:t xml:space="preserve"> a table? How does it differ from a table? Which of the following actions can be performed on the view: </w:t>
       </w:r>
     </w:p>
     <w:p>
@@ -418,12 +414,14 @@
       <w:r>
         <w:t xml:space="preserve">What effect do these actions have on the original table </w:t>
       </w:r>
+      <w:proofErr w:type="spellStart"/>
       <w:r>
         <w:rPr>
           <w:rStyle w:val="code"/>
         </w:rPr>
         <w:t>order_details</w:t>
       </w:r>
+      <w:proofErr w:type="spellEnd"/>
       <w:r>
         <w:t>?</w:t>
       </w:r>
@@ -453,21 +451,31 @@
       <w:r>
         <w:t xml:space="preserve"> This view is identical to the previous one except the SQL command will be appended with </w:t>
       </w:r>
-      <w:r>
-        <w:rPr>
-          <w:rStyle w:val="code"/>
-        </w:rPr>
-        <w:t>WITH CHECK OPTION</w:t>
+      <w:proofErr w:type="spellStart"/>
+      <w:r>
+        <w:rPr>
+          <w:rStyle w:val="code"/>
+        </w:rPr>
+        <w:t>WITH</w:t>
+      </w:r>
+      <w:proofErr w:type="spellEnd"/>
+      <w:r>
+        <w:rPr>
+          <w:rStyle w:val="code"/>
+        </w:rPr>
+        <w:t xml:space="preserve"> CHECK OPTION</w:t>
       </w:r>
       <w:r>
         <w:t xml:space="preserve">. Experiment with inserting new tuples into this view. Is it possible to insert tuples whose </w:t>
       </w:r>
+      <w:proofErr w:type="spellStart"/>
       <w:r>
         <w:rPr>
           <w:rStyle w:val="code"/>
         </w:rPr>
         <w:t>order_id</w:t>
       </w:r>
+      <w:proofErr w:type="spellEnd"/>
       <w:r>
         <w:t xml:space="preserve"> is greater than 40? How does this compare with the previous view?</w:t>
       </w:r>
@@ -498,7 +506,7 @@
 </file>
 
 <file path=word/numbering.xml><?xml version="1.0" encoding="utf-8"?>
-<w:numbering xmlns:wpc="http://schemas.microsoft.com/office/word/2010/wordprocessingCanvas" xmlns:cx="http://schemas.microsoft.com/office/drawing/2014/chartex" xmlns:cx1="http://schemas.microsoft.com/office/drawing/2015/9/8/chartex" xmlns:cx2="http://schemas.microsoft.com/office/drawing/2015/10/21/chartex" xmlns:cx3="http://schemas.microsoft.com/office/drawing/2016/5/9/chartex" xmlns:cx4="http://schemas.microsoft.com/office/drawing/2016/5/10/chartex" xmlns:cx5="http://schemas.microsoft.com/office/drawing/2016/5/11/chartex" xmlns:cx6="http://schemas.microsoft.com/office/drawing/2016/5/12/chartex" xmlns:cx7="http://schemas.microsoft.com/office/drawing/2016/5/13/chartex" xmlns:cx8="http://schemas.microsoft.com/office/drawing/2016/5/14/chartex" xmlns:mc="http://schemas.openxmlformats.org/markup-compatibility/2006" xmlns:aink="http://schemas.microsoft.com/office/drawing/2016/ink" xmlns:am3d="http://schemas.microsoft.com/office/drawing/2017/model3d" xmlns:o="urn:schemas-microsoft-com:office:office" xmlns:r="http://schemas.openxmlformats.org/officeDocument/2006/relationships" xmlns:m="http://schemas.openxmlformats.org/officeDocument/2006/math" xmlns:v="urn:schemas-microsoft-com:vml" xmlns:wp14="http://schemas.microsoft.com/office/word/2010/wordprocessingDrawing" xmlns:wp="http://schemas.openxmlformats.org/drawingml/2006/wordprocessingDrawing" xmlns:w10="urn:schemas-microsoft-com:office:word" xmlns:w="http://schemas.openxmlformats.org/wordprocessingml/2006/main" xmlns:w14="http://schemas.microsoft.com/office/word/2010/wordml" xmlns:w15="http://schemas.microsoft.com/office/word/2012/wordml" xmlns:w16cex="http://schemas.microsoft.com/office/word/2018/wordml/cex" xmlns:w16cid="http://schemas.microsoft.com/office/word/2016/wordml/cid" xmlns:w16="http://schemas.microsoft.com/office/word/2018/wordml" xmlns:w16sdtdh="http://schemas.microsoft.com/office/word/2020/wordml/sdtdatahash" xmlns:w16se="http://schemas.microsoft.com/office/word/2015/wordml/symex" xmlns:wpg="http://schemas.microsoft.com/office/word/2010/wordprocessingGroup" xmlns:wpi="http://schemas.microsoft.com/office/word/2010/wordprocessingInk" xmlns:wne="http://schemas.microsoft.com/office/word/2006/wordml" xmlns:wps="http://schemas.microsoft.com/office/word/2010/wordprocessingShape" mc:Ignorable="w14 w15 w16se w16cid w16 w16cex w16sdtdh wp14">
+<w:numbering xmlns:wpc="http://schemas.microsoft.com/office/word/2010/wordprocessingCanvas" xmlns:cx="http://schemas.microsoft.com/office/drawing/2014/chartex" xmlns:cx1="http://schemas.microsoft.com/office/drawing/2015/9/8/chartex" xmlns:cx2="http://schemas.microsoft.com/office/drawing/2015/10/21/chartex" xmlns:cx3="http://schemas.microsoft.com/office/drawing/2016/5/9/chartex" xmlns:cx4="http://schemas.microsoft.com/office/drawing/2016/5/10/chartex" xmlns:cx5="http://schemas.microsoft.com/office/drawing/2016/5/11/chartex" xmlns:cx6="http://schemas.microsoft.com/office/drawing/2016/5/12/chartex" xmlns:cx7="http://schemas.microsoft.com/office/drawing/2016/5/13/chartex" xmlns:cx8="http://schemas.microsoft.com/office/drawing/2016/5/14/chartex" xmlns:mc="http://schemas.openxmlformats.org/markup-compatibility/2006" xmlns:aink="http://schemas.microsoft.com/office/drawing/2016/ink" xmlns:am3d="http://schemas.microsoft.com/office/drawing/2017/model3d" xmlns:o="urn:schemas-microsoft-com:office:office" xmlns:oel="http://schemas.microsoft.com/office/2019/extlst" xmlns:r="http://schemas.openxmlformats.org/officeDocument/2006/relationships" xmlns:m="http://schemas.openxmlformats.org/officeDocument/2006/math" xmlns:v="urn:schemas-microsoft-com:vml" xmlns:wp14="http://schemas.microsoft.com/office/word/2010/wordprocessingDrawing" xmlns:wp="http://schemas.openxmlformats.org/drawingml/2006/wordprocessingDrawing" xmlns:w10="urn:schemas-microsoft-com:office:word" xmlns:w="http://schemas.openxmlformats.org/wordprocessingml/2006/main" xmlns:w14="http://schemas.microsoft.com/office/word/2010/wordml" xmlns:w15="http://schemas.microsoft.com/office/word/2012/wordml" xmlns:w16cex="http://schemas.microsoft.com/office/word/2018/wordml/cex" xmlns:w16cid="http://schemas.microsoft.com/office/word/2016/wordml/cid" xmlns:w16="http://schemas.microsoft.com/office/word/2018/wordml" xmlns:w16du="http://schemas.microsoft.com/office/word/2023/wordml/word16du" xmlns:w16sdtdh="http://schemas.microsoft.com/office/word/2020/wordml/sdtdatahash" xmlns:w16sdtfl="http://schemas.microsoft.com/office/word/2024/wordml/sdtformatlock" xmlns:w16se="http://schemas.microsoft.com/office/word/2015/wordml/symex" xmlns:wpg="http://schemas.microsoft.com/office/word/2010/wordprocessingGroup" xmlns:wpi="http://schemas.microsoft.com/office/word/2010/wordprocessingInk" xmlns:wne="http://schemas.microsoft.com/office/word/2006/wordml" xmlns:wps="http://schemas.microsoft.com/office/word/2010/wordprocessingShape" mc:Ignorable="w14 w15 w16se w16cid w16 w16cex w16sdtdh w16sdtfl w16du wp14">
   <w:abstractNum w:abstractNumId="0" w15:restartNumberingAfterBreak="0">
     <w:nsid w:val="0ADB381B"/>
     <w:multiLevelType w:val="hybridMultilevel"/>
@@ -698,17 +706,17 @@
       </w:rPr>
     </w:lvl>
   </w:abstractNum>
-  <w:num w:numId="1">
+  <w:num w:numId="1" w16cid:durableId="654339208">
     <w:abstractNumId w:val="0"/>
   </w:num>
-  <w:num w:numId="2">
+  <w:num w:numId="2" w16cid:durableId="207570425">
     <w:abstractNumId w:val="1"/>
   </w:num>
 </w:numbering>
 </file>
 
 <file path=word/styles.xml><?xml version="1.0" encoding="utf-8"?>
-<w:styles xmlns:mc="http://schemas.openxmlformats.org/markup-compatibility/2006" xmlns:r="http://schemas.openxmlformats.org/officeDocument/2006/relationships" xmlns:w="http://schemas.openxmlformats.org/wordprocessingml/2006/main" xmlns:w14="http://schemas.microsoft.com/office/word/2010/wordml" xmlns:w15="http://schemas.microsoft.com/office/word/2012/wordml" xmlns:w16cex="http://schemas.microsoft.com/office/word/2018/wordml/cex" xmlns:w16cid="http://schemas.microsoft.com/office/word/2016/wordml/cid" xmlns:w16="http://schemas.microsoft.com/office/word/2018/wordml" xmlns:w16sdtdh="http://schemas.microsoft.com/office/word/2020/wordml/sdtdatahash" xmlns:w16se="http://schemas.microsoft.com/office/word/2015/wordml/symex" mc:Ignorable="w14 w15 w16se w16cid w16 w16cex w16sdtdh">
+<w:styles xmlns:mc="http://schemas.openxmlformats.org/markup-compatibility/2006" xmlns:r="http://schemas.openxmlformats.org/officeDocument/2006/relationships" xmlns:w="http://schemas.openxmlformats.org/wordprocessingml/2006/main" xmlns:w14="http://schemas.microsoft.com/office/word/2010/wordml" xmlns:w15="http://schemas.microsoft.com/office/word/2012/wordml" xmlns:w16cex="http://schemas.microsoft.com/office/word/2018/wordml/cex" xmlns:w16cid="http://schemas.microsoft.com/office/word/2016/wordml/cid" xmlns:w16="http://schemas.microsoft.com/office/word/2018/wordml" xmlns:w16du="http://schemas.microsoft.com/office/word/2023/wordml/word16du" xmlns:w16sdtdh="http://schemas.microsoft.com/office/word/2020/wordml/sdtdatahash" xmlns:w16sdtfl="http://schemas.microsoft.com/office/word/2024/wordml/sdtformatlock" xmlns:w16se="http://schemas.microsoft.com/office/word/2015/wordml/symex" mc:Ignorable="w14 w15 w16se w16cid w16 w16cex w16sdtdh w16sdtfl w16du">
   <w:docDefaults>
     <w:rPrDefault>
       <w:rPr>
